--- a/downloads/student/Unit 02/Handout 02.11 - Interest Math Practice.docx
+++ b/downloads/student/Unit 02/Handout 02.11 - Interest Math Practice.docx
@@ -25,7 +25,7 @@
         <w:pStyle w:val="BodyText"/>
       </w:pPr>
       <w:r>
-        <w:t xml:space="preserve">Rates on this sheet are typical for 2026 and marked. The people are made up.</w:t>
+        <w:t xml:space="preserve">Rates on this sheet are typical for 2026 and to be refreshed before teaching. The people are made up.</w:t>
       </w:r>
     </w:p>
     <w:p>
